--- a/TABLES.docx
+++ b/TABLES.docx
@@ -41,8 +41,8 @@
                 <w:lang w:val="en-US"/>
               </w:rPr>
             </w:pPr>
-            <w:bookmarkStart w:id="0" w:name="_Hlk97632394"/>
-            <w:bookmarkStart w:id="1" w:name="_Hlk176528994"/>
+            <w:bookmarkStart w:id="0" w:name="_Hlk176528994"/>
+            <w:bookmarkStart w:id="1" w:name="_Hlk97632394"/>
             <w:r>
               <w:rPr>
                 <w:rFonts w:ascii="Arial" w:hAnsi="Arial" w:cs="Arial"/>
@@ -66,7 +66,7 @@
           </w:p>
         </w:tc>
       </w:tr>
-      <w:bookmarkEnd w:id="1"/>
+      <w:bookmarkEnd w:id="0"/>
       <w:tr>
         <w:trPr>
           <w:trHeight w:val="288"/>
@@ -1370,7 +1370,7 @@
             </w:r>
           </w:p>
         </w:tc>
-        <w:bookmarkEnd w:id="0"/>
+        <w:bookmarkEnd w:id="1"/>
       </w:tr>
     </w:tbl>
     <w:p>
@@ -3818,31 +3818,42 @@
         <w:br w:type="page"/>
       </w:r>
     </w:p>
+    <w:p>
+      <w:pPr>
+        <w:rPr>
+          <w:sz w:val="20"/>
+          <w:szCs w:val="20"/>
+          <w:lang w:val="en-US"/>
+        </w:rPr>
+      </w:pPr>
+    </w:p>
+    <w:p>
+      <w:pPr>
+        <w:rPr>
+          <w:sz w:val="20"/>
+          <w:szCs w:val="20"/>
+          <w:lang w:val="en-US"/>
+        </w:rPr>
+      </w:pPr>
+    </w:p>
     <w:tbl>
       <w:tblPr>
         <w:tblStyle w:val="TableGrid"/>
         <w:tblW w:w="0" w:type="auto"/>
-        <w:tblInd w:w="0" w:type="dxa"/>
+        <w:tblInd w:w="-113" w:type="dxa"/>
         <w:tblLook w:val="04A0" w:firstRow="1" w:lastRow="0" w:firstColumn="1" w:lastColumn="0" w:noHBand="0" w:noVBand="1"/>
       </w:tblPr>
       <w:tblGrid>
-        <w:gridCol w:w="2821"/>
-        <w:gridCol w:w="3157"/>
-        <w:gridCol w:w="3041"/>
+        <w:gridCol w:w="2880"/>
+        <w:gridCol w:w="2880"/>
+        <w:gridCol w:w="2880"/>
       </w:tblGrid>
       <w:tr>
         <w:tc>
           <w:tcPr>
-            <w:tcW w:w="13994" w:type="dxa"/>
+            <w:tcW w:w="8640" w:type="dxa"/>
             <w:gridSpan w:val="3"/>
-            <w:tcBorders>
-              <w:top w:val="single" w:sz="4" w:space="0" w:color="auto"/>
-              <w:left w:val="single" w:sz="4" w:space="0" w:color="auto"/>
-              <w:bottom w:val="single" w:sz="4" w:space="0" w:color="auto"/>
-              <w:right w:val="single" w:sz="4" w:space="0" w:color="auto"/>
-            </w:tcBorders>
             <w:vAlign w:val="center"/>
-            <w:hideMark/>
           </w:tcPr>
           <w:p>
             <w:pPr>
@@ -3855,7 +3866,6 @@
                 <w:lang w:val="en-US"/>
               </w:rPr>
             </w:pPr>
-            <w:bookmarkStart w:id="5" w:name="_Hlk176529073"/>
             <w:r>
               <w:rPr>
                 <w:rFonts w:ascii="Arial" w:hAnsi="Arial" w:cs="Arial"/>
@@ -3865,33 +3875,15 @@
                 <w:szCs w:val="20"/>
                 <w:lang w:val="en-US"/>
               </w:rPr>
-              <w:lastRenderedPageBreak/>
-              <w:t xml:space="preserve">Table 5. </w:t>
-            </w:r>
-            <w:r>
-              <w:rPr>
-                <w:rFonts w:ascii="Arial" w:hAnsi="Arial" w:cs="Arial"/>
-                <w:sz w:val="20"/>
-                <w:szCs w:val="20"/>
-                <w:lang w:val="en-US"/>
-              </w:rPr>
-              <w:t>Response to Initial Therapy Definitions</w:t>
-            </w:r>
-            <w:bookmarkEnd w:id="5"/>
+              <w:t>Table 5. Response to Initial treatment Definitions</w:t>
+            </w:r>
           </w:p>
         </w:tc>
       </w:tr>
       <w:tr>
         <w:tc>
           <w:tcPr>
-            <w:tcW w:w="4664" w:type="dxa"/>
-            <w:tcBorders>
-              <w:top w:val="single" w:sz="4" w:space="0" w:color="auto"/>
-              <w:left w:val="single" w:sz="4" w:space="0" w:color="auto"/>
-              <w:bottom w:val="single" w:sz="4" w:space="0" w:color="auto"/>
-              <w:right w:val="single" w:sz="4" w:space="0" w:color="auto"/>
-            </w:tcBorders>
-            <w:hideMark/>
+            <w:tcW w:w="2880" w:type="dxa"/>
           </w:tcPr>
           <w:p>
             <w:pPr>
@@ -3904,7 +3896,14 @@
                 <w:lang w:val="en-US"/>
               </w:rPr>
             </w:pPr>
-            <w:r>
+          </w:p>
+        </w:tc>
+        <w:tc>
+          <w:tcPr>
+            <w:tcW w:w="2880" w:type="dxa"/>
+          </w:tcPr>
+          <w:p>
+            <w:pPr>
               <w:rPr>
                 <w:rFonts w:ascii="Arial" w:hAnsi="Arial" w:cs="Arial"/>
                 <w:b/>
@@ -3913,23 +3912,8 @@
                 <w:szCs w:val="20"/>
                 <w:lang w:val="en-US"/>
               </w:rPr>
-              <w:t>Excellent response</w:t>
-            </w:r>
-          </w:p>
-        </w:tc>
-        <w:tc>
-          <w:tcPr>
-            <w:tcW w:w="4665" w:type="dxa"/>
-            <w:tcBorders>
-              <w:top w:val="single" w:sz="4" w:space="0" w:color="auto"/>
-              <w:left w:val="single" w:sz="4" w:space="0" w:color="auto"/>
-              <w:bottom w:val="single" w:sz="4" w:space="0" w:color="auto"/>
-              <w:right w:val="single" w:sz="4" w:space="0" w:color="auto"/>
-            </w:tcBorders>
-            <w:hideMark/>
-          </w:tcPr>
-          <w:p>
-            <w:pPr>
+            </w:pPr>
+            <w:r>
               <w:rPr>
                 <w:rFonts w:ascii="Arial" w:hAnsi="Arial" w:cs="Arial"/>
                 <w:b/>
@@ -3938,8 +3922,16 @@
                 <w:szCs w:val="20"/>
                 <w:lang w:val="en-US"/>
               </w:rPr>
-            </w:pPr>
-            <w:r>
+              <w:t>Patients with TT and I-131</w:t>
+            </w:r>
+          </w:p>
+        </w:tc>
+        <w:tc>
+          <w:tcPr>
+            <w:tcW w:w="2880" w:type="dxa"/>
+          </w:tcPr>
+          <w:p>
+            <w:pPr>
               <w:rPr>
                 <w:rFonts w:ascii="Arial" w:hAnsi="Arial" w:cs="Arial"/>
                 <w:b/>
@@ -3948,23 +3940,8 @@
                 <w:szCs w:val="20"/>
                 <w:lang w:val="en-US"/>
               </w:rPr>
-              <w:t>Acceptable response</w:t>
-            </w:r>
-          </w:p>
-        </w:tc>
-        <w:tc>
-          <w:tcPr>
-            <w:tcW w:w="4665" w:type="dxa"/>
-            <w:tcBorders>
-              <w:top w:val="single" w:sz="4" w:space="0" w:color="auto"/>
-              <w:left w:val="single" w:sz="4" w:space="0" w:color="auto"/>
-              <w:bottom w:val="single" w:sz="4" w:space="0" w:color="auto"/>
-              <w:right w:val="single" w:sz="4" w:space="0" w:color="auto"/>
-            </w:tcBorders>
-            <w:hideMark/>
-          </w:tcPr>
-          <w:p>
-            <w:pPr>
+            </w:pPr>
+            <w:r>
               <w:rPr>
                 <w:rFonts w:ascii="Arial" w:hAnsi="Arial" w:cs="Arial"/>
                 <w:b/>
@@ -3973,8 +3950,18 @@
                 <w:szCs w:val="20"/>
                 <w:lang w:val="en-US"/>
               </w:rPr>
-            </w:pPr>
-            <w:r>
+              <w:t>Patients with TT without I-131</w:t>
+            </w:r>
+          </w:p>
+        </w:tc>
+      </w:tr>
+      <w:tr>
+        <w:tc>
+          <w:tcPr>
+            <w:tcW w:w="2880" w:type="dxa"/>
+          </w:tcPr>
+          <w:p>
+            <w:pPr>
               <w:rPr>
                 <w:rFonts w:ascii="Arial" w:hAnsi="Arial" w:cs="Arial"/>
                 <w:b/>
@@ -3983,7 +3970,141 @@
                 <w:szCs w:val="20"/>
                 <w:lang w:val="en-US"/>
               </w:rPr>
-              <w:t>Incomplete response</w:t>
+            </w:pPr>
+            <w:r>
+              <w:rPr>
+                <w:rFonts w:ascii="Arial" w:hAnsi="Arial" w:cs="Arial"/>
+                <w:b/>
+                <w:bCs/>
+                <w:sz w:val="20"/>
+                <w:szCs w:val="20"/>
+                <w:lang w:val="en-US"/>
+              </w:rPr>
+              <w:t>Excellent response</w:t>
+            </w:r>
+          </w:p>
+        </w:tc>
+        <w:tc>
+          <w:tcPr>
+            <w:tcW w:w="2880" w:type="dxa"/>
+          </w:tcPr>
+          <w:p>
+            <w:pPr>
+              <w:rPr>
+                <w:rFonts w:ascii="Arial" w:hAnsi="Arial" w:cs="Arial"/>
+                <w:sz w:val="20"/>
+                <w:szCs w:val="20"/>
+                <w:lang w:val="en-US"/>
+              </w:rPr>
+            </w:pPr>
+            <w:r>
+              <w:rPr>
+                <w:rFonts w:ascii="Arial" w:hAnsi="Arial" w:cs="Arial"/>
+                <w:sz w:val="20"/>
+                <w:szCs w:val="20"/>
+                <w:lang w:val="en-US"/>
+              </w:rPr>
+              <w:t>● No abnormal findings on imaging</w:t>
+            </w:r>
+            <w:r>
+              <w:rPr>
+                <w:rFonts w:ascii="Arial" w:hAnsi="Arial" w:cs="Arial"/>
+                <w:sz w:val="20"/>
+                <w:szCs w:val="20"/>
+                <w:lang w:val="en-US"/>
+              </w:rPr>
+              <w:br/>
+              <w:t>● And basal thyroglobulin &lt; 0.2 ng/ml or stimulated thyroglobulin &lt; 1 ng/ml</w:t>
+            </w:r>
+            <w:r>
+              <w:rPr>
+                <w:rFonts w:ascii="Arial" w:hAnsi="Arial" w:cs="Arial"/>
+                <w:sz w:val="20"/>
+                <w:szCs w:val="20"/>
+                <w:lang w:val="en-US"/>
+              </w:rPr>
+              <w:br/>
+              <w:t>● And n</w:t>
+            </w:r>
+            <w:r>
+              <w:rPr>
+                <w:rFonts w:ascii="Arial" w:hAnsi="Arial" w:cs="Arial"/>
+                <w:sz w:val="20"/>
+                <w:szCs w:val="20"/>
+                <w:lang w:val="en-US"/>
+              </w:rPr>
+              <w:t>egative</w:t>
+            </w:r>
+            <w:r>
+              <w:rPr>
+                <w:rFonts w:ascii="Arial" w:hAnsi="Arial" w:cs="Arial"/>
+                <w:sz w:val="20"/>
+                <w:szCs w:val="20"/>
+                <w:lang w:val="en-US"/>
+              </w:rPr>
+              <w:t xml:space="preserve"> anti-thyroglobulin antibodies</w:t>
+            </w:r>
+          </w:p>
+        </w:tc>
+        <w:tc>
+          <w:tcPr>
+            <w:tcW w:w="2880" w:type="dxa"/>
+          </w:tcPr>
+          <w:p>
+            <w:pPr>
+              <w:rPr>
+                <w:rFonts w:ascii="Arial" w:hAnsi="Arial" w:cs="Arial"/>
+                <w:sz w:val="20"/>
+                <w:szCs w:val="20"/>
+                <w:lang w:val="en-US"/>
+              </w:rPr>
+            </w:pPr>
+            <w:r>
+              <w:rPr>
+                <w:rFonts w:ascii="Arial" w:hAnsi="Arial" w:cs="Arial"/>
+                <w:sz w:val="20"/>
+                <w:szCs w:val="20"/>
+                <w:lang w:val="en-US"/>
+              </w:rPr>
+              <w:t>● No abnormal findings on imaging</w:t>
+            </w:r>
+            <w:r>
+              <w:rPr>
+                <w:rFonts w:ascii="Arial" w:hAnsi="Arial" w:cs="Arial"/>
+                <w:sz w:val="20"/>
+                <w:szCs w:val="20"/>
+                <w:lang w:val="en-US"/>
+              </w:rPr>
+              <w:br/>
+              <w:t>● And basal thyroglobulin &lt; 0.2 ng/ml or stimulated thyroglobulin &lt; 2 ng/ml</w:t>
+            </w:r>
+            <w:r>
+              <w:rPr>
+                <w:rFonts w:ascii="Arial" w:hAnsi="Arial" w:cs="Arial"/>
+                <w:sz w:val="20"/>
+                <w:szCs w:val="20"/>
+                <w:lang w:val="en-US"/>
+              </w:rPr>
+              <w:br/>
+              <w:t>● And n</w:t>
+            </w:r>
+            <w:r>
+              <w:rPr>
+                <w:rFonts w:ascii="Arial" w:hAnsi="Arial" w:cs="Arial"/>
+                <w:sz w:val="20"/>
+                <w:szCs w:val="20"/>
+                <w:lang w:val="en-US"/>
+              </w:rPr>
+              <w:t>egative</w:t>
+            </w:r>
+            <w:r>
+              <w:rPr>
+                <w:rFonts w:ascii="Arial" w:hAnsi="Arial" w:cs="Arial"/>
+                <w:sz w:val="20"/>
+                <w:szCs w:val="20"/>
+                <w:lang w:val="en-US"/>
+              </w:rPr>
+              <w:t xml:space="preserve"> anti-thyroglobulin antibodies</w:t>
             </w:r>
           </w:p>
         </w:tc>
@@ -3991,337 +4112,313 @@
       <w:tr>
         <w:tc>
           <w:tcPr>
-            <w:tcW w:w="4664" w:type="dxa"/>
-            <w:tcBorders>
-              <w:top w:val="single" w:sz="4" w:space="0" w:color="auto"/>
-              <w:left w:val="single" w:sz="4" w:space="0" w:color="auto"/>
-              <w:bottom w:val="single" w:sz="4" w:space="0" w:color="auto"/>
-              <w:right w:val="single" w:sz="4" w:space="0" w:color="auto"/>
-            </w:tcBorders>
-            <w:hideMark/>
-          </w:tcPr>
-          <w:p>
-            <w:pPr>
-              <w:rPr>
-                <w:rFonts w:ascii="Arial" w:hAnsi="Arial" w:cs="Arial"/>
-                <w:sz w:val="20"/>
-                <w:szCs w:val="20"/>
-                <w:lang w:val="en-US"/>
-              </w:rPr>
-            </w:pPr>
-            <w:r>
-              <w:rPr>
-                <w:rFonts w:ascii="Arial" w:hAnsi="Arial" w:cs="Arial"/>
-                <w:sz w:val="20"/>
-                <w:szCs w:val="20"/>
-                <w:lang w:val="en-US"/>
-              </w:rPr>
-              <w:t>All the following</w:t>
-            </w:r>
-          </w:p>
-          <w:p>
-            <w:pPr>
-              <w:pStyle w:val="ListParagraph"/>
-              <w:numPr>
-                <w:ilvl w:val="0"/>
-                <w:numId w:val="1"/>
-              </w:numPr>
-              <w:spacing w:after="0" w:line="240" w:lineRule="auto"/>
-              <w:rPr>
-                <w:rFonts w:ascii="Arial" w:hAnsi="Arial" w:cs="Arial"/>
-                <w:sz w:val="20"/>
-                <w:szCs w:val="20"/>
-              </w:rPr>
-            </w:pPr>
-            <w:r>
-              <w:rPr>
-                <w:rFonts w:ascii="Arial" w:hAnsi="Arial" w:cs="Arial"/>
-                <w:sz w:val="20"/>
-                <w:szCs w:val="20"/>
-              </w:rPr>
-              <w:t xml:space="preserve">Suppressed and stimulated </w:t>
-            </w:r>
-            <w:proofErr w:type="gramStart"/>
-            <w:r>
-              <w:rPr>
-                <w:rFonts w:ascii="Arial" w:hAnsi="Arial" w:cs="Arial"/>
-                <w:sz w:val="20"/>
-                <w:szCs w:val="20"/>
-              </w:rPr>
-              <w:t>Tg  &lt;</w:t>
-            </w:r>
-            <w:proofErr w:type="gramEnd"/>
-            <w:r>
-              <w:rPr>
-                <w:rFonts w:ascii="Arial" w:hAnsi="Arial" w:cs="Arial"/>
-                <w:sz w:val="20"/>
-                <w:szCs w:val="20"/>
-              </w:rPr>
-              <w:t xml:space="preserve"> 1 ng/mL</w:t>
-            </w:r>
-          </w:p>
-          <w:p>
-            <w:pPr>
-              <w:pStyle w:val="ListParagraph"/>
-              <w:numPr>
-                <w:ilvl w:val="0"/>
-                <w:numId w:val="1"/>
-              </w:numPr>
-              <w:spacing w:after="0" w:line="240" w:lineRule="auto"/>
-              <w:rPr>
-                <w:rFonts w:ascii="Arial" w:hAnsi="Arial" w:cs="Arial"/>
-                <w:sz w:val="20"/>
-                <w:szCs w:val="20"/>
-              </w:rPr>
-            </w:pPr>
-            <w:r>
-              <w:rPr>
-                <w:rFonts w:ascii="Arial" w:hAnsi="Arial" w:cs="Arial"/>
-                <w:sz w:val="20"/>
-                <w:szCs w:val="20"/>
-              </w:rPr>
-              <w:t>Neck US without evidence of disease</w:t>
-            </w:r>
-          </w:p>
-          <w:p>
-            <w:pPr>
-              <w:pStyle w:val="ListParagraph"/>
-              <w:numPr>
-                <w:ilvl w:val="0"/>
-                <w:numId w:val="1"/>
-              </w:numPr>
-              <w:spacing w:after="0" w:line="240" w:lineRule="auto"/>
-              <w:rPr>
-                <w:rFonts w:ascii="Arial" w:hAnsi="Arial" w:cs="Arial"/>
-                <w:sz w:val="20"/>
-                <w:szCs w:val="20"/>
-              </w:rPr>
-            </w:pPr>
-            <w:r>
-              <w:rPr>
-                <w:rFonts w:ascii="Arial" w:hAnsi="Arial" w:cs="Arial"/>
-                <w:sz w:val="20"/>
-                <w:szCs w:val="20"/>
-              </w:rPr>
-              <w:t>Cross-sectional and/or nuclear medicine imaging negative (if performed)</w:t>
-            </w:r>
-          </w:p>
-        </w:tc>
-        <w:tc>
-          <w:tcPr>
-            <w:tcW w:w="4665" w:type="dxa"/>
-            <w:tcBorders>
-              <w:top w:val="single" w:sz="4" w:space="0" w:color="auto"/>
-              <w:left w:val="single" w:sz="4" w:space="0" w:color="auto"/>
-              <w:bottom w:val="single" w:sz="4" w:space="0" w:color="auto"/>
-              <w:right w:val="single" w:sz="4" w:space="0" w:color="auto"/>
-            </w:tcBorders>
-            <w:hideMark/>
-          </w:tcPr>
-          <w:p>
-            <w:pPr>
-              <w:rPr>
-                <w:rFonts w:ascii="Arial" w:hAnsi="Arial" w:cs="Arial"/>
-                <w:sz w:val="20"/>
-                <w:szCs w:val="20"/>
-                <w:lang w:val="en-US"/>
-              </w:rPr>
-            </w:pPr>
-            <w:r>
-              <w:rPr>
-                <w:rFonts w:ascii="Arial" w:hAnsi="Arial" w:cs="Arial"/>
-                <w:sz w:val="20"/>
-                <w:szCs w:val="20"/>
-                <w:lang w:val="en-US"/>
-              </w:rPr>
-              <w:t>Any of the following</w:t>
-            </w:r>
-          </w:p>
-          <w:p>
-            <w:pPr>
-              <w:pStyle w:val="ListParagraph"/>
-              <w:numPr>
-                <w:ilvl w:val="0"/>
-                <w:numId w:val="2"/>
-              </w:numPr>
-              <w:spacing w:after="0" w:line="240" w:lineRule="auto"/>
-              <w:rPr>
-                <w:rFonts w:ascii="Arial" w:hAnsi="Arial" w:cs="Arial"/>
-                <w:sz w:val="20"/>
-                <w:szCs w:val="20"/>
-              </w:rPr>
-            </w:pPr>
-            <w:r>
-              <w:rPr>
-                <w:rFonts w:ascii="Arial" w:hAnsi="Arial" w:cs="Arial"/>
-                <w:sz w:val="20"/>
-                <w:szCs w:val="20"/>
-              </w:rPr>
-              <w:t>Suppressed Tg &lt; 1 ng/mL and stimulated Tg 1 and &lt;10 ng/mL</w:t>
-            </w:r>
-          </w:p>
-          <w:p>
-            <w:pPr>
-              <w:pStyle w:val="ListParagraph"/>
-              <w:numPr>
-                <w:ilvl w:val="0"/>
-                <w:numId w:val="2"/>
-              </w:numPr>
-              <w:spacing w:after="0" w:line="240" w:lineRule="auto"/>
-              <w:rPr>
-                <w:rFonts w:ascii="Arial" w:hAnsi="Arial" w:cs="Arial"/>
-                <w:sz w:val="20"/>
-                <w:szCs w:val="20"/>
-              </w:rPr>
-            </w:pPr>
-            <w:r>
-              <w:rPr>
-                <w:rFonts w:ascii="Arial" w:hAnsi="Arial" w:cs="Arial"/>
-                <w:sz w:val="20"/>
-                <w:szCs w:val="20"/>
-              </w:rPr>
-              <w:t xml:space="preserve">Neck US with nonspecific changes or stable </w:t>
-            </w:r>
-            <w:proofErr w:type="spellStart"/>
-            <w:r>
-              <w:rPr>
-                <w:rFonts w:ascii="Arial" w:hAnsi="Arial" w:cs="Arial"/>
-                <w:sz w:val="20"/>
-                <w:szCs w:val="20"/>
-              </w:rPr>
-              <w:t>subcentimeter</w:t>
-            </w:r>
-            <w:proofErr w:type="spellEnd"/>
-            <w:r>
-              <w:rPr>
-                <w:rFonts w:ascii="Arial" w:hAnsi="Arial" w:cs="Arial"/>
-                <w:sz w:val="20"/>
-                <w:szCs w:val="20"/>
-              </w:rPr>
-              <w:t xml:space="preserve"> lymph nodes</w:t>
-            </w:r>
-          </w:p>
-          <w:p>
-            <w:pPr>
-              <w:pStyle w:val="ListParagraph"/>
-              <w:numPr>
-                <w:ilvl w:val="0"/>
-                <w:numId w:val="2"/>
-              </w:numPr>
-              <w:spacing w:after="0" w:line="240" w:lineRule="auto"/>
-              <w:rPr>
-                <w:rFonts w:ascii="Arial" w:hAnsi="Arial" w:cs="Arial"/>
-                <w:sz w:val="20"/>
-                <w:szCs w:val="20"/>
-              </w:rPr>
-            </w:pPr>
-            <w:r>
-              <w:rPr>
-                <w:rFonts w:ascii="Arial" w:hAnsi="Arial" w:cs="Arial"/>
-                <w:sz w:val="20"/>
-                <w:szCs w:val="20"/>
-              </w:rPr>
-              <w:t>Cross-sectional and/or nuclear medicine imaging with nonspecific changes, although not completely normal</w:t>
-            </w:r>
-          </w:p>
-        </w:tc>
-        <w:tc>
-          <w:tcPr>
-            <w:tcW w:w="4665" w:type="dxa"/>
-            <w:tcBorders>
-              <w:top w:val="single" w:sz="4" w:space="0" w:color="auto"/>
-              <w:left w:val="single" w:sz="4" w:space="0" w:color="auto"/>
-              <w:bottom w:val="single" w:sz="4" w:space="0" w:color="auto"/>
-              <w:right w:val="single" w:sz="4" w:space="0" w:color="auto"/>
-            </w:tcBorders>
-            <w:hideMark/>
-          </w:tcPr>
-          <w:p>
-            <w:pPr>
-              <w:rPr>
-                <w:rFonts w:ascii="Arial" w:hAnsi="Arial" w:cs="Arial"/>
-                <w:sz w:val="20"/>
-                <w:szCs w:val="20"/>
-                <w:lang w:val="en-US"/>
-              </w:rPr>
-            </w:pPr>
-            <w:r>
-              <w:rPr>
-                <w:rFonts w:ascii="Arial" w:hAnsi="Arial" w:cs="Arial"/>
-                <w:sz w:val="20"/>
-                <w:szCs w:val="20"/>
-                <w:lang w:val="en-US"/>
-              </w:rPr>
-              <w:t>Any of the following</w:t>
-            </w:r>
-          </w:p>
-          <w:p>
-            <w:pPr>
-              <w:pStyle w:val="ListParagraph"/>
-              <w:numPr>
-                <w:ilvl w:val="0"/>
-                <w:numId w:val="3"/>
-              </w:numPr>
-              <w:spacing w:after="0" w:line="240" w:lineRule="auto"/>
-              <w:rPr>
-                <w:rFonts w:ascii="Arial" w:hAnsi="Arial" w:cs="Arial"/>
-                <w:sz w:val="20"/>
-                <w:szCs w:val="20"/>
-              </w:rPr>
-            </w:pPr>
-            <w:r>
-              <w:rPr>
-                <w:rFonts w:ascii="Arial" w:hAnsi="Arial" w:cs="Arial"/>
-                <w:sz w:val="20"/>
-                <w:szCs w:val="20"/>
-              </w:rPr>
-              <w:t>Suppressed Tg 1 ng/mL or stimulated Tg 10 ng/ml</w:t>
-            </w:r>
-          </w:p>
-          <w:p>
-            <w:pPr>
-              <w:pStyle w:val="ListParagraph"/>
-              <w:numPr>
-                <w:ilvl w:val="0"/>
-                <w:numId w:val="3"/>
-              </w:numPr>
-              <w:spacing w:after="0" w:line="240" w:lineRule="auto"/>
-              <w:rPr>
-                <w:rFonts w:ascii="Arial" w:hAnsi="Arial" w:cs="Arial"/>
-                <w:sz w:val="20"/>
-                <w:szCs w:val="20"/>
-              </w:rPr>
-            </w:pPr>
-            <w:r>
-              <w:rPr>
-                <w:rFonts w:ascii="Arial" w:hAnsi="Arial" w:cs="Arial"/>
-                <w:sz w:val="20"/>
-                <w:szCs w:val="20"/>
-              </w:rPr>
-              <w:t>Rising Tg values</w:t>
-            </w:r>
-          </w:p>
-          <w:p>
-            <w:pPr>
-              <w:pStyle w:val="ListParagraph"/>
-              <w:numPr>
-                <w:ilvl w:val="0"/>
-                <w:numId w:val="3"/>
-              </w:numPr>
-              <w:spacing w:after="0" w:line="240" w:lineRule="auto"/>
-              <w:rPr>
-                <w:rFonts w:ascii="Arial" w:hAnsi="Arial" w:cs="Arial"/>
-                <w:sz w:val="20"/>
-                <w:szCs w:val="20"/>
-              </w:rPr>
-            </w:pPr>
-            <w:r>
-              <w:rPr>
-                <w:rFonts w:ascii="Arial" w:hAnsi="Arial" w:cs="Arial"/>
-                <w:sz w:val="20"/>
-                <w:szCs w:val="20"/>
-              </w:rPr>
-              <w:t>Persistent or newly identifies disease on cross-sectional and/or nuclear medicine imaging</w:t>
+            <w:tcW w:w="2880" w:type="dxa"/>
+          </w:tcPr>
+          <w:p>
+            <w:pPr>
+              <w:rPr>
+                <w:rFonts w:ascii="Arial" w:hAnsi="Arial" w:cs="Arial"/>
+                <w:b/>
+                <w:bCs/>
+                <w:sz w:val="20"/>
+                <w:szCs w:val="20"/>
+                <w:lang w:val="en-US"/>
+              </w:rPr>
+            </w:pPr>
+            <w:r>
+              <w:rPr>
+                <w:rFonts w:ascii="Arial" w:hAnsi="Arial" w:cs="Arial"/>
+                <w:b/>
+                <w:bCs/>
+                <w:sz w:val="20"/>
+                <w:szCs w:val="20"/>
+                <w:lang w:val="en-US"/>
+              </w:rPr>
+              <w:t>Biochemical incomplete response</w:t>
+            </w:r>
+          </w:p>
+        </w:tc>
+        <w:tc>
+          <w:tcPr>
+            <w:tcW w:w="2880" w:type="dxa"/>
+          </w:tcPr>
+          <w:p>
+            <w:pPr>
+              <w:rPr>
+                <w:rFonts w:ascii="Arial" w:hAnsi="Arial" w:cs="Arial"/>
+                <w:sz w:val="20"/>
+                <w:szCs w:val="20"/>
+                <w:lang w:val="en-US"/>
+              </w:rPr>
+            </w:pPr>
+            <w:r>
+              <w:rPr>
+                <w:rFonts w:ascii="Arial" w:hAnsi="Arial" w:cs="Arial"/>
+                <w:sz w:val="20"/>
+                <w:szCs w:val="20"/>
+                <w:lang w:val="en-US"/>
+              </w:rPr>
+              <w:t>● No abnormal findings on imaging</w:t>
+            </w:r>
+            <w:r>
+              <w:rPr>
+                <w:rFonts w:ascii="Arial" w:hAnsi="Arial" w:cs="Arial"/>
+                <w:sz w:val="20"/>
+                <w:szCs w:val="20"/>
+                <w:lang w:val="en-US"/>
+              </w:rPr>
+              <w:br/>
+              <w:t>● And basal thyroglobulin ≥ 1 ng/ml or stimulated thyroglobulin ≥ 10 ng/ml</w:t>
+            </w:r>
+            <w:r>
+              <w:rPr>
+                <w:rFonts w:ascii="Arial" w:hAnsi="Arial" w:cs="Arial"/>
+                <w:sz w:val="20"/>
+                <w:szCs w:val="20"/>
+                <w:lang w:val="en-US"/>
+              </w:rPr>
+              <w:br/>
+              <w:t>● Or increasing anti-thyroglobulin antibodies over time</w:t>
+            </w:r>
+          </w:p>
+        </w:tc>
+        <w:tc>
+          <w:tcPr>
+            <w:tcW w:w="2880" w:type="dxa"/>
+          </w:tcPr>
+          <w:p>
+            <w:pPr>
+              <w:rPr>
+                <w:rFonts w:ascii="Arial" w:hAnsi="Arial" w:cs="Arial"/>
+                <w:sz w:val="20"/>
+                <w:szCs w:val="20"/>
+                <w:lang w:val="en-US"/>
+              </w:rPr>
+            </w:pPr>
+            <w:r>
+              <w:rPr>
+                <w:rFonts w:ascii="Arial" w:hAnsi="Arial" w:cs="Arial"/>
+                <w:sz w:val="20"/>
+                <w:szCs w:val="20"/>
+                <w:lang w:val="en-US"/>
+              </w:rPr>
+              <w:t>● No abnormal findings on imaging</w:t>
+            </w:r>
+            <w:r>
+              <w:rPr>
+                <w:rFonts w:ascii="Arial" w:hAnsi="Arial" w:cs="Arial"/>
+                <w:sz w:val="20"/>
+                <w:szCs w:val="20"/>
+                <w:lang w:val="en-US"/>
+              </w:rPr>
+              <w:br/>
+              <w:t>● And basal thyroglobulin &gt; 5 ng/ml or stimulated thyroglobulin &gt; 10 ng/ml or increasing thyroglobulin values over time with stable TSH</w:t>
+            </w:r>
+            <w:r>
+              <w:rPr>
+                <w:rFonts w:ascii="Arial" w:hAnsi="Arial" w:cs="Arial"/>
+                <w:sz w:val="20"/>
+                <w:szCs w:val="20"/>
+                <w:lang w:val="en-US"/>
+              </w:rPr>
+              <w:br/>
+              <w:t>● Or increasing anti-thyroglobulin antibodies over time</w:t>
+            </w:r>
+          </w:p>
+        </w:tc>
+      </w:tr>
+      <w:tr>
+        <w:tc>
+          <w:tcPr>
+            <w:tcW w:w="2880" w:type="dxa"/>
+          </w:tcPr>
+          <w:p>
+            <w:pPr>
+              <w:rPr>
+                <w:rFonts w:ascii="Arial" w:hAnsi="Arial" w:cs="Arial"/>
+                <w:b/>
+                <w:bCs/>
+                <w:sz w:val="20"/>
+                <w:szCs w:val="20"/>
+                <w:lang w:val="en-US"/>
+              </w:rPr>
+            </w:pPr>
+            <w:r>
+              <w:rPr>
+                <w:rFonts w:ascii="Arial" w:hAnsi="Arial" w:cs="Arial"/>
+                <w:b/>
+                <w:bCs/>
+                <w:sz w:val="20"/>
+                <w:szCs w:val="20"/>
+                <w:lang w:val="en-US"/>
+              </w:rPr>
+              <w:t>Indeterminate response</w:t>
+            </w:r>
+          </w:p>
+        </w:tc>
+        <w:tc>
+          <w:tcPr>
+            <w:tcW w:w="2880" w:type="dxa"/>
+          </w:tcPr>
+          <w:p>
+            <w:pPr>
+              <w:rPr>
+                <w:rFonts w:ascii="Arial" w:hAnsi="Arial" w:cs="Arial"/>
+                <w:sz w:val="20"/>
+                <w:szCs w:val="20"/>
+                <w:lang w:val="en-US"/>
+              </w:rPr>
+            </w:pPr>
+            <w:r>
+              <w:rPr>
+                <w:rFonts w:ascii="Arial" w:hAnsi="Arial" w:cs="Arial"/>
+                <w:sz w:val="20"/>
+                <w:szCs w:val="20"/>
+                <w:lang w:val="en-US"/>
+              </w:rPr>
+              <w:t>● Nonspecific findings on imaging</w:t>
+            </w:r>
+            <w:r>
+              <w:rPr>
+                <w:rFonts w:ascii="Arial" w:hAnsi="Arial" w:cs="Arial"/>
+                <w:sz w:val="20"/>
+                <w:szCs w:val="20"/>
+                <w:lang w:val="en-US"/>
+              </w:rPr>
+              <w:br/>
+              <w:t>● And/or basal thyroglobulin ≥ 0.2 to &lt; 1 ng/ml or stimulated thyroglobulin ≥ 1 to &lt; 10 ng/ml</w:t>
+            </w:r>
+            <w:r>
+              <w:rPr>
+                <w:rFonts w:ascii="Arial" w:hAnsi="Arial" w:cs="Arial"/>
+                <w:sz w:val="20"/>
+                <w:szCs w:val="20"/>
+                <w:lang w:val="en-US"/>
+              </w:rPr>
+              <w:br/>
+              <w:t>● Or stable or declining anti-thyroglobulin antibodies over time</w:t>
+            </w:r>
+          </w:p>
+        </w:tc>
+        <w:tc>
+          <w:tcPr>
+            <w:tcW w:w="2880" w:type="dxa"/>
+          </w:tcPr>
+          <w:p>
+            <w:pPr>
+              <w:rPr>
+                <w:rFonts w:ascii="Arial" w:hAnsi="Arial" w:cs="Arial"/>
+                <w:sz w:val="20"/>
+                <w:szCs w:val="20"/>
+                <w:lang w:val="en-US"/>
+              </w:rPr>
+            </w:pPr>
+            <w:r>
+              <w:rPr>
+                <w:rFonts w:ascii="Arial" w:hAnsi="Arial" w:cs="Arial"/>
+                <w:sz w:val="20"/>
+                <w:szCs w:val="20"/>
+                <w:lang w:val="en-US"/>
+              </w:rPr>
+              <w:t>● Nonspecific findings on imaging</w:t>
+            </w:r>
+            <w:r>
+              <w:rPr>
+                <w:rFonts w:ascii="Arial" w:hAnsi="Arial" w:cs="Arial"/>
+                <w:sz w:val="20"/>
+                <w:szCs w:val="20"/>
+                <w:lang w:val="en-US"/>
+              </w:rPr>
+              <w:br/>
+              <w:t>● And/or basal thyroglobulin ≥ 0.2 to &lt; 5 ng/ml or stimulated thyroglobulin ≥ 2 to &lt; 10 ng/ml</w:t>
+            </w:r>
+            <w:r>
+              <w:rPr>
+                <w:rFonts w:ascii="Arial" w:hAnsi="Arial" w:cs="Arial"/>
+                <w:sz w:val="20"/>
+                <w:szCs w:val="20"/>
+                <w:lang w:val="en-US"/>
+              </w:rPr>
+              <w:br/>
+              <w:t>● Or stable or declining anti-thyroglobulin antibodies over time</w:t>
+            </w:r>
+          </w:p>
+        </w:tc>
+      </w:tr>
+      <w:tr>
+        <w:tc>
+          <w:tcPr>
+            <w:tcW w:w="2880" w:type="dxa"/>
+          </w:tcPr>
+          <w:p>
+            <w:pPr>
+              <w:rPr>
+                <w:rFonts w:ascii="Arial" w:hAnsi="Arial" w:cs="Arial"/>
+                <w:b/>
+                <w:bCs/>
+                <w:sz w:val="20"/>
+                <w:szCs w:val="20"/>
+                <w:lang w:val="en-US"/>
+              </w:rPr>
+            </w:pPr>
+            <w:r>
+              <w:rPr>
+                <w:rFonts w:ascii="Arial" w:hAnsi="Arial" w:cs="Arial"/>
+                <w:b/>
+                <w:bCs/>
+                <w:sz w:val="20"/>
+                <w:szCs w:val="20"/>
+                <w:lang w:val="en-US"/>
+              </w:rPr>
+              <w:t>Structural incomplete response</w:t>
+            </w:r>
+          </w:p>
+        </w:tc>
+        <w:tc>
+          <w:tcPr>
+            <w:tcW w:w="2880" w:type="dxa"/>
+          </w:tcPr>
+          <w:p>
+            <w:pPr>
+              <w:rPr>
+                <w:rFonts w:ascii="Arial" w:hAnsi="Arial" w:cs="Arial"/>
+                <w:sz w:val="20"/>
+                <w:szCs w:val="20"/>
+                <w:lang w:val="en-US"/>
+              </w:rPr>
+            </w:pPr>
+            <w:r>
+              <w:rPr>
+                <w:rFonts w:ascii="Arial" w:hAnsi="Arial" w:cs="Arial"/>
+                <w:sz w:val="20"/>
+                <w:szCs w:val="20"/>
+                <w:lang w:val="en-US"/>
+              </w:rPr>
+              <w:t>Abnormal findings on imaging</w:t>
+            </w:r>
+          </w:p>
+        </w:tc>
+        <w:tc>
+          <w:tcPr>
+            <w:tcW w:w="2880" w:type="dxa"/>
+          </w:tcPr>
+          <w:p>
+            <w:pPr>
+              <w:rPr>
+                <w:rFonts w:ascii="Arial" w:hAnsi="Arial" w:cs="Arial"/>
+                <w:sz w:val="20"/>
+                <w:szCs w:val="20"/>
+                <w:lang w:val="en-US"/>
+              </w:rPr>
+            </w:pPr>
+            <w:r>
+              <w:rPr>
+                <w:rFonts w:ascii="Arial" w:hAnsi="Arial" w:cs="Arial"/>
+                <w:sz w:val="20"/>
+                <w:szCs w:val="20"/>
+                <w:lang w:val="en-US"/>
+              </w:rPr>
+              <w:t>Abnormal findings on imaging</w:t>
             </w:r>
           </w:p>
         </w:tc>
@@ -4871,7 +4968,7 @@
     <w:lsdException w:name="Table Web 2" w:semiHidden="1" w:unhideWhenUsed="1"/>
     <w:lsdException w:name="Table Web 3" w:semiHidden="1" w:unhideWhenUsed="1"/>
     <w:lsdException w:name="Balloon Text" w:semiHidden="1" w:unhideWhenUsed="1"/>
-    <w:lsdException w:name="Table Grid" w:uiPriority="39"/>
+    <w:lsdException w:name="Table Grid" w:uiPriority="59"/>
     <w:lsdException w:name="Table Theme" w:semiHidden="1" w:unhideWhenUsed="1"/>
     <w:lsdException w:name="Placeholder Text" w:semiHidden="1"/>
     <w:lsdException w:name="No Spacing" w:uiPriority="1" w:qFormat="1"/>
@@ -5553,7 +5650,7 @@
   <w:style w:type="table" w:styleId="TableGrid">
     <w:name w:val="Table Grid"/>
     <w:basedOn w:val="TableNormal"/>
-    <w:uiPriority w:val="39"/>
+    <w:uiPriority w:val="59"/>
     <w:rsid w:val="00A000C8"/>
     <w:pPr>
       <w:spacing w:line="240" w:lineRule="auto"/>
@@ -5573,6 +5670,74 @@
         <w:insideV w:val="single" w:sz="4" w:space="0" w:color="auto"/>
       </w:tblBorders>
     </w:tblPr>
+  </w:style>
+  <w:style w:type="character" w:styleId="CommentReference">
+    <w:name w:val="annotation reference"/>
+    <w:basedOn w:val="DefaultParagraphFont"/>
+    <w:uiPriority w:val="99"/>
+    <w:semiHidden/>
+    <w:unhideWhenUsed/>
+    <w:rsid w:val="007C79D0"/>
+    <w:rPr>
+      <w:sz w:val="16"/>
+      <w:szCs w:val="16"/>
+    </w:rPr>
+  </w:style>
+  <w:style w:type="paragraph" w:styleId="CommentText">
+    <w:name w:val="annotation text"/>
+    <w:basedOn w:val="Normal"/>
+    <w:link w:val="CommentTextChar"/>
+    <w:uiPriority w:val="99"/>
+    <w:semiHidden/>
+    <w:unhideWhenUsed/>
+    <w:rsid w:val="007C79D0"/>
+    <w:pPr>
+      <w:spacing w:line="240" w:lineRule="auto"/>
+    </w:pPr>
+    <w:rPr>
+      <w:sz w:val="20"/>
+      <w:szCs w:val="20"/>
+    </w:rPr>
+  </w:style>
+  <w:style w:type="character" w:customStyle="1" w:styleId="CommentTextChar">
+    <w:name w:val="Comment Text Char"/>
+    <w:basedOn w:val="DefaultParagraphFont"/>
+    <w:link w:val="CommentText"/>
+    <w:uiPriority w:val="99"/>
+    <w:semiHidden/>
+    <w:rsid w:val="007C79D0"/>
+    <w:rPr>
+      <w:sz w:val="20"/>
+      <w:szCs w:val="20"/>
+    </w:rPr>
+  </w:style>
+  <w:style w:type="paragraph" w:styleId="CommentSubject">
+    <w:name w:val="annotation subject"/>
+    <w:basedOn w:val="CommentText"/>
+    <w:next w:val="CommentText"/>
+    <w:link w:val="CommentSubjectChar"/>
+    <w:uiPriority w:val="99"/>
+    <w:semiHidden/>
+    <w:unhideWhenUsed/>
+    <w:rsid w:val="007C79D0"/>
+    <w:rPr>
+      <w:b/>
+      <w:bCs/>
+    </w:rPr>
+  </w:style>
+  <w:style w:type="character" w:customStyle="1" w:styleId="CommentSubjectChar">
+    <w:name w:val="Comment Subject Char"/>
+    <w:basedOn w:val="CommentTextChar"/>
+    <w:link w:val="CommentSubject"/>
+    <w:uiPriority w:val="99"/>
+    <w:semiHidden/>
+    <w:rsid w:val="007C79D0"/>
+    <w:rPr>
+      <w:b/>
+      <w:bCs/>
+      <w:sz w:val="20"/>
+      <w:szCs w:val="20"/>
+    </w:rPr>
   </w:style>
 </w:styles>
 </file>
